--- a/example_articles/states/Alabama/6.states_Alabama_Other_publisher.docx
+++ b/example_articles/states/Alabama/6.states_Alabama_Other_publisher.docx
@@ -27,17 +27,17 @@
     </w:p>
     <w:p>
       <w:r>
-        <w:t>Source File: Other publishers/Files (500) (31).DOCX</w:t>
+        <w:t>Source file: Other publishers/Files (500) (31).DOCX</w:t>
       </w:r>
     </w:p>
     <w:p>
       <w:r>
-        <w:t>Raw locations result: ['Alabama']</w:t>
+        <w:t>Raw locations result, 'locations': ['Alabama']</w:t>
       </w:r>
     </w:p>
     <w:p>
       <w:r>
-        <w:t>states_stand_flat (Standardized): Alabama</w:t>
+        <w:t>Standardized locations result, 'states_stand_flat': Alabama</w:t>
       </w:r>
     </w:p>
     <w:p>

--- a/example_articles/states/Alabama/6.states_Alabama_Other_publisher.docx
+++ b/example_articles/states/Alabama/6.states_Alabama_Other_publisher.docx
@@ -7,7 +7,7 @@
         <w:pStyle w:val="Heading1"/>
       </w:pPr>
       <w:r>
-        <w:t>Readers sound off on the recession</w:t>
+        <w:t>Crash witness: 'I saw it falling down'</w:t>
       </w:r>
     </w:p>
     <w:p>
@@ -17,17 +17,17 @@
     </w:p>
     <w:p>
       <w:r>
-        <w:t>Date: 1991-10-21</w:t>
+        <w:t>Date: 1991-07-11</w:t>
       </w:r>
     </w:p>
     <w:p>
       <w:r>
-        <w:t>Section: MONEY; Pg. 3B</w:t>
+        <w:t>Section: NEWS; Pg. 3A</w:t>
       </w:r>
     </w:p>
     <w:p>
       <w:r>
-        <w:t>Source file: Other publishers/Files (500) (31).DOCX</w:t>
+        <w:t>Source file: Other publishers/Files (500) (15).DOCX</w:t>
       </w:r>
     </w:p>
     <w:p>
@@ -49,255 +49,35 @@
     </w:p>
     <w:p>
       <w:r>
-        <w:t>On Sept. 26 , USA TODAY asked readers to tell us if the recession is over, and the answer was a resounding no.</w:t>
+        <w:t>One moment, the Beechcraft C-99 twin-engine turboprop plane was a blip on an air-traffic controller's radar screen, ferrying 13 passengers and two crewmembers through a thunderstorm.</w:t>
         <w:br/>
-        <w:t>We asked for letters, and we published a clip-out survey with questions on the economy and how it is affecting readers' lives.  More than 5,000 people responded.</w:t>
+        <w:t>Then, L'Express Air Flight 508 vanished from the radar screen - and went down in flames in Ensley, a working-class neighborhood of Birmingham, Ala.</w:t>
         <w:br/>
-        <w:t>Based on an analysis of 1,000 responses chosen at random, it appears 86% of those who took part in the write-in say the recession continues. Most agree with police officer W.M. Bunker of Suffolk, Va.: The experts who say the economy is getting better must ''live in some other society.''</w:t>
+        <w:t>''It came across one house and hit a second house,'' said police Sgt. Elvis Kennedy. ''The second house went into flames with the plane.''</w:t>
         <w:br/>
-        <w:t>Many people blame the borrowing-spending boom of the '80s.</w:t>
+        <w:t>Inside that first house was Leon Warren, 81. Half of his house was destroyed, and police Capt. Leroy Stover said the scene was ''chaos.''</w:t>
         <w:br/>
-        <w:t>They say the government, consumers and businesses spent too much and went too deep in debt, leading to the problems today.</w:t>
+        <w:t>Warren picked up his phone and dialed 911. He was the first to report the crash.</w:t>
         <w:br/>
-        <w:t>Other people point fingers at Congress for the economy's woes. They say the politicians in Washington are out of touch with what is going on in the rest of the country.</w:t>
+        <w:t>Warren, slightly burned, was hospitalized in fair condition.</w:t>
         <w:br/>
-        <w:t>Many readers also have sharp words for President Bush, who they say is concentrating too much on foreign affairs and too little on problems such as unemployment in the USA.</w:t>
+        <w:t>The blackened hulk of the plane lay between the rubble of the two homes, part of it in the front yard of the burned home, part in the street. Only the tail section was unburned.</w:t>
         <w:br/>
-        <w:t>That's not all. Economists come in for a grilling. And the media are not immune from attack. Many people believe newspapers and television play up the bad news and ignore the good. A few readers took USA TODAY to task for conducting this unscientific write-in survey of what people think.</w:t>
+        <w:t>Robbie Wilder, who lives a block away, says lightning was heavy when he glimpsed the plane. ''I saw it falling down. …  Then I heard the ambulances.''</w:t>
         <w:br/>
-        <w:t>We also received many wrenching stories - of loved ones who have lost jobs, of parents' fears for their children's future, of careers ended by the demise of an industry.</w:t>
+        <w:t>Joseph Smith, who also lives about a block from the crash, says, ''I heard the engine real loud. Then it went off completely. That was the last I heard of it.''</w:t>
         <w:br/>
-        <w:t>Only a handful of readers wrote to say that they believe the recession is over. They see business slowly improving at their workplace and say the recovery is under way.</w:t>
+        <w:t>''It's a real close community; everybody around here knows everybody,'' says Glenn Wolverton, deacon of the Fairview Baptist Church, two doors away from the crash site. ''It's just very sad.''</w:t>
         <w:br/>
-        <w:t>This page offers a sampling of readers' letters and some readers' responses during follow-up interviews with USA TODAY reporters.</w:t>
+        <w:t>Bruce Nobles, L'Express president and CEO, says the crash is the first in the history of L'Express, which began service in August 1989. The New Orleans- based airline flies commuter flights in Louisiana, Alabama and Texas.</w:t>
         <w:br/>
-        <w:t>For a look at what the pessimistic mood among consumers means for the U.S. economy and for excerpts from more readers' letters, see the Cover Story on Page 1A.</w:t>
-        <w:br/>
-        <w:t xml:space="preserve"> 'I feel the worst is yet to come'</w:t>
-        <w:br/>
-        <w:t>I personally know many people who have lost their jobs over the past couple of years and are having great difficulty finding suitable work. Opportunities for these people, especially those over 40, have dwindled, if not evaporated. … I know people who have worked all their lives to build small businesses who have now lost those businesses. … Is there recovery in sight? This reader does not see one.</w:t>
-        <w:br/>
-        <w:t>Burt Rosenburgh, 53, New York</w:t>
-        <w:br/>
-        <w:t>Television media sales</w:t>
-        <w:br/>
-        <w:t xml:space="preserve"> </w:t>
-        <w:br/>
-        <w:t xml:space="preserve"> Two to three years ago , my husband and I were experiencing a very comfortable income and lifestyle. Now we are too broke to pay an attorney to file bankruptcy. … I feel the worst is yet to come (for the economy).</w:t>
-        <w:br/>
-        <w:t>Dee Finley, 51, Phoenix</w:t>
-        <w:br/>
-        <w:t>Bookkeeper</w:t>
-        <w:br/>
-        <w:t xml:space="preserve"> </w:t>
-        <w:br/>
-        <w:t xml:space="preserve"> No, the recession is not over. Few people are buying clothes. Fewer are entertaining friends. Children's birthday parties have gotten smaller or non- existent. The lower-priced movie matinees are mobbed with adults, as well as children. All this in a country that every other country looks to for help. We can't let the Russians starve this winter but what about the folks in Appalachia?</w:t>
-        <w:br/>
-        <w:t>Lori Del Rossi, 45, Moorestown, N.J.</w:t>
-        <w:br/>
-        <w:t>English teacher</w:t>
-        <w:br/>
-        <w:t xml:space="preserve"> </w:t>
-        <w:br/>
-        <w:t xml:space="preserve"> My wife and I own a small ready-mix concrete business in central Illinois. We have been in business for six years. These last two years have been very tough. While the economists denied it, we felt the recession start back in July of last year. Our sales dropped significantly, and when the fuel prices shot up at the onset of Middle East tensions, it was a double whammy. We had to borrow to survive winter and with a sluggish sales year, we have continually slipped behind. We are now looking at possibly having to liquidate our business at the close of this season.</w:t>
-        <w:br/>
-        <w:t>Ron Anderson, 37, Waverly, Ill.</w:t>
-        <w:br/>
-        <w:t>Small-business owner</w:t>
-        <w:br/>
-        <w:t xml:space="preserve"> </w:t>
-        <w:br/>
-        <w:t xml:space="preserve"> No. The economy is not recovering. … My vacation time this year was spent at home. Vacation money stayed in the savings account in case it will be needed. … I'm hoping my seven-year-old car keeps running at least one more year. A new car would be nice but I don't want the payments.</w:t>
-        <w:br/>
-        <w:t>Tom Walton, 36, Kansas City, Mo.</w:t>
-        <w:br/>
-        <w:t>Production artist</w:t>
-        <w:br/>
-        <w:t xml:space="preserve"> </w:t>
-        <w:br/>
-        <w:t xml:space="preserve"> I cannot see where the economy is getting any better. My husband, Jim, lost his job last March, after working 9 months for a company that begged him to work for them. … Through networking, he managed to get a temporary (job) up in Canada, splitting our family apart. … I don't blame President Bush. How much can one man do? But I do blame Congress for all the ''garbage'' spending. And, I blame industry. The incompetent people who are put in charge of these companies are unbelievable. … It's by the grace of God we are not (living) on a street corner yet.</w:t>
-        <w:br/>
-        <w:t>Joanne Schulte, 39, Blytheville, Ark.</w:t>
-        <w:br/>
-        <w:t>Restaurant worker</w:t>
-        <w:br/>
-        <w:t xml:space="preserve"> President Bush gets mixed reviews</w:t>
-        <w:br/>
-        <w:t>I don't care what the economic advisers or anti-labor President Bush say, we are not coming out of the recession. … Every time you turn around, a company is cutting back, offering early retirement, being taken over or closing up. People are in constant fear of losing their jobs. … The middle class must start fighting back for fair pay, full-time jobs and a president who protects and helps the working class.</w:t>
-        <w:br/>
-        <w:t>Connie Filipcic, 41, Pittsburgh</w:t>
-        <w:br/>
-        <w:t>Postal worker</w:t>
-        <w:br/>
-        <w:t xml:space="preserve"> </w:t>
-        <w:br/>
-        <w:t xml:space="preserve"> George Bush is trying and doing a fantastic job of improving our place to live. … But (those in) Congress are … only interested in what helps them improve their own image and hopes of national fame.</w:t>
-        <w:br/>
-        <w:t>B.J. Wenz, 52, Naples, Fla.</w:t>
-        <w:br/>
-        <w:t>Architect</w:t>
-        <w:br/>
-        <w:t xml:space="preserve"> </w:t>
-        <w:br/>
-        <w:t xml:space="preserve"> I don't think President Bush is responsible for creating the recession, but I don't think he is doing enough - if anything - to get America back to work.</w:t>
-        <w:br/>
-        <w:t>Wayne Nutt, 52,</w:t>
-        <w:br/>
-        <w:t>River Ridge, La.</w:t>
-        <w:br/>
-        <w:t>Civil engineer</w:t>
-        <w:br/>
-        <w:t xml:space="preserve"> </w:t>
-        <w:br/>
-        <w:t xml:space="preserve"> Ronnie and George had a heck of a party but the bill is due. I truly believe the government is not telling us the truth on the state of the economy. Perhaps they are hoping we will believe them and the problem will disappear. Well, the emperor has no clothes.</w:t>
-        <w:br/>
-        <w:t>Douglas K. Manuel, 37, Cocoa, Fla.</w:t>
-        <w:br/>
-        <w:t>Engineer</w:t>
-        <w:br/>
-        <w:t xml:space="preserve"> </w:t>
-        <w:br/>
-        <w:t xml:space="preserve"> President Bush should have to move to the suburbs and buy a house, shop for his own food and buy clothes and other retail items like everybody else has to. Then, let him talk about recovery - as he lies on the hospital bed recovering from the shock of how things really are!</w:t>
-        <w:br/>
-        <w:t>Kyle Anderson, 35, Aloha, Ore.</w:t>
-        <w:br/>
-        <w:t>Former transportation specialist</w:t>
-        <w:br/>
-        <w:t xml:space="preserve"> </w:t>
-        <w:br/>
-        <w:t xml:space="preserve"> Bush needs to stop trying to be president of the world and put his own country in order now.</w:t>
-        <w:br/>
-        <w:t>Dolores Schiebinger, 62, Lincoln, Neb.</w:t>
-        <w:br/>
-        <w:t>Printing business</w:t>
-        <w:br/>
-        <w:t xml:space="preserve"> Economists seem out of touch with reality</w:t>
-        <w:br/>
-        <w:t>Apparently the economists live in some other society than I because the recession is not over for me and my friends - in fact it has gotten worse. Maybe the economists believe that if they say ''the recession is over, the recession is over'' like some kind of chant, it will be. They remind me of Natalie Wood in the movie Miracle on 34th Street when, near the end, she kept repeating in the car ''I believe, I believe'' and suddenly John Payne and Maureen O'Hara stopped and walked into a house which had a cane allegedly belonging to Kris Kringle on the fireplace. The economists are hopeful, the public is mindful of the realities.</w:t>
-        <w:br/>
-        <w:t>W.M. Bunker, 44, Suffolk, Va.</w:t>
-        <w:br/>
-        <w:t>Police officer</w:t>
-        <w:br/>
-        <w:t xml:space="preserve"> </w:t>
-        <w:br/>
-        <w:t xml:space="preserve"> What did we do before the career field of ''economists'' was created? … Suddenly a group of pontificating ''pros'' emerged and even when things were rosy began talking recession. … Want to help end the recession? Muzzle these economists. Then go after Bush and Congress.</w:t>
-        <w:br/>
-        <w:t>Philip Carlucci, 57, Lincoln, Neb.</w:t>
-        <w:br/>
-        <w:t>Salesman</w:t>
-        <w:br/>
-        <w:t xml:space="preserve"> </w:t>
-        <w:br/>
-        <w:t xml:space="preserve"> I sigh with disgust when the government and economists say the recession is over.</w:t>
-        <w:br/>
-        <w:t>Phil Quaschnik, 33, Somerville, N.J.</w:t>
-        <w:br/>
-        <w:t>Substitute teacher</w:t>
-        <w:br/>
-        <w:t xml:space="preserve"> Blame for troubles belongs to many</w:t>
-        <w:br/>
-        <w:t>It's not just that millions of individuals and businesses are choking on the debts they've amassed, it's also that many have amassed an embarrassing abundance of gadgets; from clothes to cars to VCRs. That creates another reason why things are getting bad. … One can only buy so much before shopping for more becomes ridiculous. … This glut will cut demand for new goods for years.</w:t>
-        <w:br/>
-        <w:t>David Legman , 23, Reno</w:t>
-        <w:br/>
-        <w:t>Student</w:t>
-        <w:br/>
-        <w:t xml:space="preserve"> </w:t>
-        <w:br/>
-        <w:t xml:space="preserve"> People go ''Hog Wild Crazy,'' to keep up with the Smiths and Joneses, and all the while, the Smiths and Joneses are trying to keep up with (them). It is a vicious circle, and all of us fall into it unwittingly and unknowingly. In our quest to get ''things'' and all that ''stuff'' we don't stop to think that those ''things'' and all that ''stuff' cost money, lots of money. Often times the prices are completely out of sight, but that doesn't seem to make any difference because all we have to do is drag out the good 'ol plastic.</w:t>
-        <w:br/>
-        <w:t>Calvin Harrell , 58, Florence, S.C.</w:t>
-        <w:br/>
-        <w:t>Sales representative</w:t>
-        <w:br/>
-        <w:t xml:space="preserve"> </w:t>
-        <w:br/>
-        <w:t xml:space="preserve"> I've completed my 40th year in business and this is the worst economic downturn since the Depression. Why? Because every segment of our country is down at once. … And Congress is to blame because we are allowing the Japanese and Germans to get ahead of us in almost every product line.</w:t>
-        <w:br/>
-        <w:t>Lee E. Dodge , 64, Clearwater, Fla.</w:t>
-        <w:br/>
-        <w:t>City administrator, Dunedin, Fla.</w:t>
-        <w:br/>
-        <w:t xml:space="preserve"> </w:t>
-        <w:br/>
-        <w:t xml:space="preserve"> The current problems … began with the Reagan administration. Reagan's reverse economic policy of cutting taxes and increasing spending killed us.</w:t>
-        <w:br/>
-        <w:t>Ken Neuhaus , 35, St. Paul</w:t>
-        <w:br/>
-        <w:t>College baseball coach and administrator</w:t>
-        <w:br/>
-        <w:t xml:space="preserve"> </w:t>
-        <w:br/>
-        <w:t xml:space="preserve"> The U.S. economy has been pushed to the brink of a depression by Ronald Reagan, George Bush, the Senate and the Congress. They have allowed (former savings -and-loan owner Charles) Keating, (former junk -bond king Michael) Milken and thousands of others like them to steal billions of our money.</w:t>
-        <w:br/>
-        <w:t>George B. Joseph , 26, Virginia Beach, Va.</w:t>
-        <w:br/>
-        <w:t>Restaurant manager</w:t>
-        <w:br/>
-        <w:t>White men have caused our problems. They're the generation who had the privilege of going to the best schools, but they have no loyalty to workers or sense of ethics. They're the corporate directors, presidents and chairmen. … … White women, black men and Hispanics weren't making the decisions that got us into this.</w:t>
-        <w:br/>
-        <w:t>Wayne X. Davenport , 40, Stratford, Conn.</w:t>
-        <w:br/>
-        <w:t>Psychologist</w:t>
-        <w:br/>
-        <w:t xml:space="preserve"> Humor survives tough times</w:t>
-        <w:br/>
-        <w:t>I recall a line under a cartoon some years ago: ''To think we revolted in 1776 because of taxation without representation! Look at what we have now with representation!''</w:t>
-        <w:br/>
-        <w:t>Allan J. Orler , 68, Mesa, Ariz.</w:t>
-        <w:br/>
-        <w:t>Retiree</w:t>
-        <w:br/>
-        <w:t xml:space="preserve"> </w:t>
-        <w:br/>
-        <w:t xml:space="preserve"> On my wife's side … six families have decided to not exchange Christmas gifts for adults. This is highly unusual - and not just because all six agreed to something for once!</w:t>
-        <w:br/>
-        <w:t>Leo Clarke , 35, Buellton, Calif.</w:t>
-        <w:br/>
-        <w:t>Service engineer</w:t>
-        <w:br/>
-        <w:t xml:space="preserve"> </w:t>
-        <w:br/>
-        <w:t xml:space="preserve"> Only someone that is employed can say either the recession is over or we are not in one. Anyone unemployed will tell you their answer and probably a few other choice words.</w:t>
-        <w:br/>
-        <w:t>Jimmy Whitfield , 47, Buchanan, Ga.</w:t>
-        <w:br/>
-        <w:t>Dispatcher and manager in trucking industry</w:t>
-        <w:br/>
-        <w:t xml:space="preserve"> Media share blame for recession</w:t>
-        <w:br/>
-        <w:t>I feel that if the media continues to focus on the downside, the recession will continue. I've seen our business start to increase the past two months. With some good press, (the recession) should be over.</w:t>
-        <w:br/>
-        <w:t>Art Ashton, 47, Vancouver, Wash.</w:t>
-        <w:br/>
-        <w:t>Manager, Flightcraft Inc.</w:t>
-        <w:br/>
-        <w:t xml:space="preserve"> </w:t>
-        <w:br/>
-        <w:t xml:space="preserve"> The current straw that's breaking the camel's back is our media. Take a story with five points in it - one is negative and four are positive. The headline and 80% of the content will almost surely be about the negative aspect. John and Joan homeowner … are reading an article in the local morning paper. … John elbows Jane, pointing to the article and says ''the paper says here that people aren't spending money right now.'' … John continues ''I guess that means we should delay buying that new refrigerator.'' A real but manageable problem is made into a giant problem.</w:t>
-        <w:br/>
-        <w:t>Hal Maynor III, 35, Lititz, Pa.</w:t>
-        <w:br/>
-        <w:t>Financial-services salesman</w:t>
-        <w:br/>
-        <w:t xml:space="preserve"> </w:t>
-        <w:br/>
-        <w:t xml:space="preserve"> Your invitation for a mail survey is an insult to thinking people!</w:t>
-        <w:br/>
-        <w:t xml:space="preserve"> John Miller, 49, Farmington Hills, Mich.</w:t>
-        <w:br/>
-        <w:t>Consultant</w:t>
-        <w:br/>
-        <w:t xml:space="preserve"> Contributors</w:t>
-        <w:br/>
-        <w:t>Contributing to this page were Jeffrey Albert, Aveline Allen, Peggy Bresler, Brett Brune, Ron Coddington, Deidre Comegys, Meris Connell, Tom Frazier, Chris Fruitrich, Ray Goldbacher, Alex Korab, Mark Memmott, Alma Martin-Mister, Jean Norman, Jim Norman, Dennis Peters, Kehrt Reyher, Scott Sharp, Michelle Siclait, Patty Stang, Robin Turner, Maryfran Tyler and Variny Yim.</w:t>
+        <w:t xml:space="preserve"> Contributing: Dianne Barth, Lou Elliott, Gary Fields, Ronda Gooden, Sandra Sanchez and Grace Simmons.</w:t>
         <w:br/>
         <w:br/>
         <w:t>Notes</w:t>
         <w:br/>
         <w:br/>
-        <w:t>SPECIAL REPORT; PULSE OF THE ECONOMY</w:t>
+        <w:t>THE NATION; See sidebar; Three crashes in 1991; 57 people killed</w:t>
         <w:br/>
         <w:br/>
         <w:t>Graphic</w:t>
@@ -305,11 +85,7 @@
         <w:br/>
         <w:t xml:space="preserve"> </w:t>
         <w:br/>
-        <w:t>GRAPHIC; b/w, Ron Coddington, USA TODAY, Source: USA TODAY research (Bar graph, Pie chart); GRAPHIC; b/w, USA TODAY, Source:USA TODAY write-in survey (Bar graph); PHOTO; b/w, Steve Earley, AP; PHOTO; b/w, Roy W. Antal, AP; PHOTO; b/w, Keith Srakocic, AP; PHOTO; b/w, Don Heiny, AP; PHOTO; b/w, John Vincent, AP</w:t>
-        <w:br/>
-        <w:t xml:space="preserve"> </w:t>
-        <w:br/>
-        <w:t>CUTLINE: BUNKER: 'The economists are hopeful, the public is mindful of the realities.' CUTLINE: JIM SCHULTE: Works in Canada while family's in USA. CUTLINE: FILIPCIC: People constantly fear losing jobs. CUTLINE: DAVENPORT: Missing are loyalty, ethics. CUTLINE: ASHTON: Good press could end the recession.</w:t>
+        <w:t>GRAPHIC; b/w, Keith Carter, USA TODAY, Source: USA TODAY research (Diagram, Map, Alabama)</w:t>
       </w:r>
     </w:p>
     <w:sectPr>

--- a/example_articles/states/Alabama/6.states_Alabama_Other_publisher.docx
+++ b/example_articles/states/Alabama/6.states_Alabama_Other_publisher.docx
@@ -7,7 +7,9 @@
         <w:pStyle w:val="Heading1"/>
       </w:pPr>
       <w:r>
-        <w:t>Crash witness: 'I saw it falling down'</w:t>
+        <w:t>AN INSIDE VIEW OF OUTSIDE ART;</w:t>
+        <w:br/>
+        <w:t>INSPIRED AND OBSCURE, THESE SOUTHERNERS CAPTURE A RAW VISION OF LIFE</w:t>
       </w:r>
     </w:p>
     <w:p>
@@ -17,17 +19,17 @@
     </w:p>
     <w:p>
       <w:r>
-        <w:t>Date: 1991-07-11</w:t>
+        <w:t>Date: 1993-03-28</w:t>
       </w:r>
     </w:p>
     <w:p>
       <w:r>
-        <w:t>Section: NEWS; Pg. 3A</w:t>
+        <w:t>Section: SUNDAY MAGAZINE,</w:t>
       </w:r>
     </w:p>
     <w:p>
       <w:r>
-        <w:t>Source file: Other publishers/Files (500) (15).DOCX</w:t>
+        <w:t>Source file: Other publishers/Files (500) (31).DOCX</w:t>
       </w:r>
     </w:p>
     <w:p>
@@ -49,35 +51,131 @@
     </w:p>
     <w:p>
       <w:r>
-        <w:t>One moment, the Beechcraft C-99 twin-engine turboprop plane was a blip on an air-traffic controller's radar screen, ferrying 13 passengers and two crewmembers through a thunderstorm.</w:t>
+        <w:t>Mose Tolliver's art is created with ordinary house paint, usually on plywood. But there's nothing ordinary about his work, with its faces that rarely specify race or gender; they come from deeper roots in the psyche.</w:t>
         <w:br/>
-        <w:t>Then, L'Express Air Flight 508 vanished from the radar screen - and went down in flames in Ensley, a working-class neighborhood of Birmingham, Ala.</w:t>
+        <w:t>There is a haunting, memorable quality in the best of his work -- images of people, animals and self-portraits.</w:t>
         <w:br/>
-        <w:t>''It came across one house and hit a second house,'' said police Sgt. Elvis Kennedy. ''The second house went into flames with the plane.''</w:t>
+        <w:t>More than a decade ago, Tolliver said, ''I'm not interested in art. I just want to paint my pictures.'' A year later those paintings were included in an important exhibition at the Corcoran Gallery in Washington, D.C., and other shows followed.</w:t>
         <w:br/>
-        <w:t>Inside that first house was Leon Warren, 81. Half of his house was destroyed, and police Capt. Leroy Stover said the scene was ''chaos.''</w:t>
+        <w:t>Tolliver, now 77, has been mostly house-bound for many years, since an accident crushed his feet in the furniture factory where he worked. His recent creations cover the walls around him as he works sitting on his bed, painting on boards that rest on his legs. His family used to scrounge for pieces of plywood, but now he can afford to buy supplies.</w:t>
         <w:br/>
-        <w:t>Warren picked up his phone and dialed 911. He was the first to report the crash.</w:t>
+        <w:t>Visitors to Tolliver's Montgomery, Ala., home are received in his bedroom. Since he has become well-known, dealers and collectors from as far away as Japan and Germany come there to share a friendly chat on warm afternoons.</w:t>
         <w:br/>
-        <w:t>Warren, slightly burned, was hospitalized in fair condition.</w:t>
+        <w:t>They are also there because of their interest in Tolliver's work, a sign that outsider art has catapulted from obscurity into the mainstream.</w:t>
         <w:br/>
-        <w:t>The blackened hulk of the plane lay between the rubble of the two homes, part of it in the front yard of the burned home, part in the street. Only the tail section was unburned.</w:t>
+        <w:t>Over the past 30 years American and European outsider art has provoked steadily growing interest in the past three to five years and has reached new heights among collectors, museums and dealers. The Wall Street Journal proclaimed, ''Outsider art is suddenly the rage among art insiders.'' The article, which appeared on Feb. 25, 1992, quoted John Maizels, a British critic, ''Currently, this is the most exciting thing in the entire art world. Nothing else can touch it.''</w:t>
         <w:br/>
-        <w:t>Robbie Wilder, who lives a block away, says lightning was heavy when he glimpsed the plane. ''I saw it falling down. …  Then I heard the ambulances.''</w:t>
+        <w:t>Sotheby's, the auction house, now includes outsider artists' works in its sales. Some of this art is disquietingly raw, rough and direct -- depicting people and animals without the gentle patina of accepted styles and techniques the public has come to expect.</w:t>
         <w:br/>
-        <w:t>Joseph Smith, who also lives about a block from the crash, says, ''I heard the engine real loud. Then it went off completely. That was the last I heard of it.''</w:t>
+        <w:t>Yet its creative energy is palpable, and this is precisely the quality that has riveted the attention of the contemporary art world.</w:t>
         <w:br/>
-        <w:t>''It's a real close community; everybody around here knows everybody,'' says Glenn Wolverton, deacon of the Fairview Baptist Church, two doors away from the crash site. ''It's just very sad.''</w:t>
+        <w:t>In the South, black and white artists alike share deep bonds, their history both polarized and interwoven. They respect the past and the elders who have inspired them. Some see compelling religious visions, others have memories that simply demand expression.</w:t>
         <w:br/>
-        <w:t>Bruce Nobles, L'Express president and CEO, says the crash is the first in the history of L'Express, which began service in August 1989. The New Orleans- based airline flies commuter flights in Louisiana, Alabama and Texas.</w:t>
+        <w:t>The term ''outsider'' was coined by Roger Cardinal, a Kent, England art professor. He intended it to describe art which is obscure, compulsive, and out of touch with both traditional folk art and the culture at large.</w:t>
         <w:br/>
-        <w:t xml:space="preserve"> Contributing: Dianne Barth, Lou Elliott, Gary Fields, Ronda Gooden, Sandra Sanchez and Grace Simmons.</w:t>
+        <w:t>In the United States, the term has a broad meaning that emphasizes highly personal yet evocative 20th-century art not based on traditional types of folk art.</w:t>
+        <w:br/>
+        <w:t>As my son and I traveled through the South to visit some of this country's best-known visionary and outsider artists, we found a depth of sensibility and value we could hardly have imagined from people both courageous and gifted.</w:t>
+        <w:br/>
+        <w:t>Despite reports that many artists who have now become internationally known would be unwilling to give interviews because they felt exploited, we found most to be hospitable and sincere.</w:t>
+        <w:br/>
+        <w:t>They had never before encountered a mother-son journalistic team and apparently liked the idea that we were ''family.'' Sometimes the reception was so warm and spontaneous, we felt like kin.</w:t>
+        <w:br/>
+        <w:t>A case in point was Lonnie Holley, 42, who welcomed us to explore his fascinating ''environment'' -- a large sculpture garden in a continuing state of development in Birmingham, Ala. Later, after many hours of good talk, we found ourselves enjoying a delicious Southern dinner with Holley and his five children.</w:t>
+        <w:br/>
+        <w:t>Holley himself was born the seventh of 27 children. Shuffled around to foster homes and institutions, he was often mistreated. Finally, he ran away, drifted and worked as a short-order cook for several years.</w:t>
+        <w:br/>
+        <w:t>Perhaps because of his own tragic experiences, family and its attendant themes form the core of his work.</w:t>
+        <w:br/>
+        <w:t>When his sister's two children died in a house fire in 1979, he became very depressed. In the weeks that followed, he decided to do something constructive with his grief. The family could not afford to buy tombstones, so he decided to make them himself.</w:t>
+        <w:br/>
+        <w:t>''I asked God to give me something so that I may go to the top in life, and he did,'' Holley recalls. ''I used the setting sun, the stars, the hills -- all that has affected my imagination and what I put into my work.''</w:t>
+        <w:br/>
+        <w:t>He sculpts industrial sandstone, a byproduct from a local steel pipe factory in Birmingham. Thirteen years ago, he did an unusual thing for an outsider artist; he set about getting public recognition. He walked into the Birmingham Art Museum carrying several sculptures. Four months later, they were at the Smithsonian Institution.</w:t>
+        <w:br/>
+        <w:t>Holley's interpretations of human and animal forms recall West African, Egyptian and Pre-Columbian art. Yet his more abstract forms relate to 20th- century masters -- Arp, Moore and Picasso. The startling phenomenon is that none of these artists has influenced him.</w:t>
+        <w:br/>
+        <w:t>His imagination seems boundless; during our visit, he spontaneously composed and sang several songs, playing an electric keyboard. He also wrote a tone poem to crystallize the mood of the day.</w:t>
+        <w:br/>
+        <w:t>Bill Arnett, of Atlanta, who probably has the largest collection of fine outsider art in the country, calls Holley ''a national treasure,'' not just for the quality of his work but the quality of his mind.</w:t>
+        <w:br/>
+        <w:t>Arnett was also an early champion of Thornton Dial's work, and now handles its exclusive sale and manages his career. Dial built boxcars at the Pullman Standard Co., in Bessemer, Ala., for more than 30 years before his talent was discovered.</w:t>
+        <w:br/>
+        <w:t>Dial, 64, and his family live in a spacious, contemporary house on a lake near Bessemer, evidence that his art has created an almost magical transformation in his life. After we took part in an expansive Sunday morning buffet featuring grits and hotcakes, we settled down with him and his son, Thornton Jr., also a noted artist, in the large studio near the house.</w:t>
+        <w:br/>
+        <w:t>Dial's powerful paintings, which sell for $ 50,000 to $ 100,000 in New York, come from the head as well as the heart. He deals with social history, the not-at-all-charming story of black people in America.</w:t>
+        <w:br/>
+        <w:t>These paintings are as lush as they are savage, painted with a violence that eloquently carries their message.</w:t>
+        <w:br/>
+        <w:t>Dial uses the tiger to symbolize the black man in America today. One significant work shows a baby tiger surrounded by dejected human faces. It carries a long but telling title, ''Little Tiger Being Born into the World -- He Don't Know What's Going On But He Going to Find Out.''</w:t>
+        <w:br/>
+        <w:t>His early work used thrown-away objects, which he perceived as parallel to the status of American blacks. Recent works express complex ideas with a diverse but effective visual vocabulary -- huge canvases, plenty of paint, rope, pieces of carpet for texture and industrial putty laid out impasto.</w:t>
+        <w:br/>
+        <w:t>According to Robert Bishop, of the Museum of American Folk Art in New York, ''Museums with major contemporary art collections including Picasso and Matisse are going to have Dials in their collection.''</w:t>
+        <w:br/>
+        <w:t>Dial's experience as a working-class black man are a constant reminder to him not to stray from his central themes.</w:t>
+        <w:br/>
+        <w:t>''I never been able to own nothing to do anything with,'' he told The Atlanta Journal and Constitution in 1990. ''I've always been on the company land, or somebody's land, and you couldn't do this and you couldn't do that. ...''</w:t>
+        <w:br/>
+        <w:t>And now that he has something? ''All of it's incredible. Because I never knew nothing about nothing like that.''</w:t>
+        <w:br/>
+        <w:t>Mose Tolliver began painting 15 years ago. He was one of 12 children born to sharecropper parents and is the father of 14 children himself. He is also a prolific painter, often producing several paintings a day. He prefers ordinary house paint and a limited palette. Yet the colors he uses to paint his images of people and animals are at once sophisticated and mystical.</w:t>
+        <w:br/>
+        <w:t>Tolliver was encouraged to make painting his career by his former employer, Raymond McLendon. His formal schooling was minimal, and he spurned McLendon's offer of art lessons. Tolliver says he learned to paint ''the hard way -- all by myself.''</w:t>
+        <w:br/>
+        <w:t>Annie Tolliver, 42, Mose's daughter who lives several blocks away, has learned much from her father. She has emerged as a distinctive artist in her own right.</w:t>
+        <w:br/>
+        <w:t>It was recently discovered that she painted some of the work attributed to Mose during a five-year period. Collectors who find they have such work ask her to sign her name near his, and she's happy to oblige.</w:t>
+        <w:br/>
+        <w:t>At first, she says, her goal was to paint just like her father, who encouraged all his children to try their hand. ''Then I wanted to paint what I liked, and now that's all I want to do. … I know I'll never give it up.''</w:t>
+        <w:br/>
+        <w:t>In her strong, colorful style, she paints subjects she knows: her three teen-agers and other family youngsters as she's seen them over the years -- riding bikes, scooters and cars; fishing for red snapper, etc. She paints her mother -- when she was sick in the hospital, and then, ''ascending to heaven.''</w:t>
+        <w:br/>
+        <w:t>Jimmie Lee Sudduth, 82, is recovering from a recent heart operation but full of the enthusiasm and high spirits that have made him a celebrity in rural Alabama.</w:t>
+        <w:br/>
+        <w:t>The son of an Indian ''medicine lady'' who encouraged him to paint, he spent most of his life working on farms and later, as a gardener/handyman for townspeople.</w:t>
+        <w:br/>
+        <w:t>His painting medium is mud -- earth-brown, coal-black, ochre-yellow and red-orange mud. It's mixed with sugar water for stability and natural pigments like wild berry juices, turnip-leaf green and colors from rocks. He's been using these for almost 80 years, since he began drawing in the mud with sticks.</w:t>
+        <w:br/>
+        <w:t>Known for lively images of women and simple rural subjects, he now enjoys visits from people who want to watch him paint and hear his harmonica blues.</w:t>
+        <w:br/>
+        <w:t>He's a happy man, eager to share a tune. His little dog out back yaps excitedly at hearing his voice and as he says, ''I've been all the way to New York City and my pictures are all over this world.'' Both the Smithsonian Institution and the Birmingham Art Museum have shown his work; a European exhibition is scheduled this year.</w:t>
+        <w:br/>
+        <w:t>In a small town about an hour outside of Atlanta, the Rev. Howard Finster and his wife proudly took us through their vegetable garden. Finster, 76, eased into a chair outside his studio. In the fading afternoon sunlight he strummed his banjo and sang lively old songs.</w:t>
+        <w:br/>
+        <w:t>Finster was an active revivalist minister for nearly 40 years. When he was about 60, he began to feel that his message wasn't reaching enough people. Even some in church were not listening. And this was something he cared about deeply.</w:t>
+        <w:br/>
+        <w:t>In 1976 he had a vision commanding him to ''paint sacred art,'' and although he never saw himself as an artist before, he set to his task with awesome energy.</w:t>
+        <w:br/>
+        <w:t>Now, some 22,000 works of art later, he's America's most widely known visionary artist. Although it's been said that he cranks these pieces out, he also seems to believe in each and every one of them and sends them forth like little missionaries to bring messages of religious inspiration to as many people as possible.</w:t>
+        <w:br/>
+        <w:t>His fundamentalist views warn of the apocalypse and exhort mankind to live morally because redemption, damnation and salvation are just around the corner.</w:t>
+        <w:br/>
+        <w:t>Finster's paintings have been commissioned for the Library of Congress, and he's received a National Endowment for the Arts fellowship in sculpture.</w:t>
+        <w:br/>
+        <w:t>He's done an award-winning album cover for the rock band the Talking Heads.</w:t>
+        <w:br/>
+        <w:t>The ''Little Creatures'' cover, with its 26 Bible verses, gave Finster great satisfaction when it went platinum. He calculates that the verses were multiplied to 26 million verses, each with a chance to influence some not- necessarily-pious rock fan.</w:t>
+        <w:br/>
+        <w:t>Working with his hands is nothing for Finster. He's adept at 22 trades including carpentry and plumbing as well as piano rebuilding and bicycle repair, skills used to supplement his income as a preacher.</w:t>
+        <w:br/>
+        <w:t>His beliefs and skills also led him to create Paradise Garden, a seven-year labor that included clearing jungle, killing over 100 snakes and cutting thousands of trees. The 3-acre outdoor art environment near his home draws thousands of visitors annually. It's an earnest conglomeration of the cast-off detritus of society -- tools, broken bottles, dolls, clocks, bicycle parts, all imbedded in concrete structures and winding paths, a comment on what premature knowledge of good and evil can do.</w:t>
+        <w:br/>
+        <w:t>Outsider artists by definition are unschooled, and their naivete has led to conflict with the larger art world. To them, creating is a natural act, not a means to an economic end.</w:t>
+        <w:br/>
+        <w:t>But economics has intruded. Dealers have attempted to over-specify ''what will sell'' -- what images, what colors, what sizes.</w:t>
+        <w:br/>
+        <w:t>The artists have responded in three ways. Some, as Joey Brackner of the Alabama Arts Council points out, have ''a new-found sense of free-enterprise, where artists crank out as many pieces as possible, sometimes with the help of friends and family.'' Others become flatly uncooperative with dealers.</w:t>
+        <w:br/>
+        <w:t>Still others, like Thornton Dial, find ways to satisfy the disparate needs of the artist and his public.</w:t>
+        <w:br/>
+        <w:t>Dial reasons, ''Anybody that never had nothing and something come into their life, it would make them feel good.''</w:t>
         <w:br/>
         <w:br/>
         <w:t>Notes</w:t>
         <w:br/>
         <w:br/>
-        <w:t>THE NATION; See sidebar; Three crashes in 1991; 57 people killed</w:t>
+        <w:t>Ruth Kaplan is a visual arts writer based in Florida and Delaware; her stories have appeared in the (Delaware) News Journal and Delaware Today magazine. John Kaplan is an award-winning correspondent for the Block News Alliance who lives in Pittsburgh.</w:t>
         <w:br/>
         <w:br/>
         <w:t>Graphic</w:t>
@@ -85,7 +183,7 @@
         <w:br/>
         <w:t xml:space="preserve"> </w:t>
         <w:br/>
-        <w:t>GRAPHIC; b/w, Keith Carter, USA TODAY, Source: USA TODAY research (Diagram, Map, Alabama)</w:t>
+        <w:t>PHOTO (5), The creations of Lonnie Holley, who works through his anger with paintings like ''Reaching Up for All You Need,'' are suddenly in demand as outsider art achieves mainstream popularity. (Cover photo), Jimmie Lee Sudduth, 82, with model for this portrait of his dog, paints with mix of mud and sugar water that he has used since childhood., Thornton Dial is a breakthrough Southern outsider artist whose work (background) hangs in the Smithsonian Institution., (For two photos) Above, Mose Tolliver has used art as a form of therapy since he became disabled in an accident many years ago, and paints while sitting in bed in his Montgomery, Ala., home. His daughter Annie, left, was inspired by his work to become an artist and is fast achieving the mainstream recognition enjoyed by her father.</w:t>
       </w:r>
     </w:p>
     <w:sectPr>
